--- a/Проєктування інформаційних систем/Лабараторна 2/lab2_1.docx
+++ b/Проєктування інформаційних систем/Лабараторна 2/lab2_1.docx
@@ -146,9 +146,13 @@
           <w:sz w:val="28"/>
           <w:szCs w:val="28"/>
         </w:rPr>
-        <w:t>Проєктування інформаційних систем</w:t>
-      </w:r>
-      <w:r>
+        <w:t>Проєктування інформаційних систем»</w:t>
+      </w:r>
+    </w:p>
+    <w:p>
+      <w:pPr>
+        <w:spacing w:after="0" w:line="360" w:lineRule="auto"/>
+        <w:jc w:val="center"/>
         <w:rPr>
           <w:rFonts w:ascii="Times New Roman" w:eastAsia="Times New Roman" w:hAnsi="Times New Roman" w:cs="Times New Roman"/>
           <w:b/>
@@ -157,8 +161,7 @@
           <w:sz w:val="28"/>
           <w:szCs w:val="28"/>
         </w:rPr>
-        <w:t>»</w:t>
-      </w:r>
+      </w:pPr>
     </w:p>
     <w:p>
       <w:pPr>
@@ -166,89 +169,74 @@
         <w:jc w:val="center"/>
         <w:rPr>
           <w:rFonts w:ascii="Times New Roman" w:eastAsia="Times New Roman" w:hAnsi="Times New Roman" w:cs="Times New Roman"/>
+          <w:noProof/>
+          <w:sz w:val="28"/>
+          <w:szCs w:val="28"/>
+        </w:rPr>
+      </w:pPr>
+    </w:p>
+    <w:p>
+      <w:pPr>
+        <w:spacing w:after="0" w:line="360" w:lineRule="auto"/>
+        <w:jc w:val="center"/>
+        <w:rPr>
+          <w:rFonts w:ascii="Times New Roman" w:eastAsia="Times New Roman" w:hAnsi="Times New Roman" w:cs="Times New Roman"/>
+          <w:noProof/>
+          <w:sz w:val="28"/>
+          <w:szCs w:val="28"/>
+        </w:rPr>
+      </w:pPr>
+      <w:r>
+        <w:rPr>
+          <w:rFonts w:ascii="Times New Roman" w:eastAsia="Times New Roman" w:hAnsi="Times New Roman" w:cs="Times New Roman"/>
+          <w:noProof/>
+          <w:sz w:val="28"/>
+          <w:szCs w:val="28"/>
+        </w:rPr>
+        <w:t>Лабораторна робота №</w:t>
+      </w:r>
+      <w:r>
+        <w:rPr>
+          <w:rFonts w:ascii="Times New Roman" w:eastAsia="Times New Roman" w:hAnsi="Times New Roman" w:cs="Times New Roman"/>
+          <w:noProof/>
+          <w:sz w:val="28"/>
+          <w:szCs w:val="28"/>
+          <w:lang w:val="ru-RU"/>
+        </w:rPr>
+        <w:t>2.1</w:t>
+      </w:r>
+    </w:p>
+    <w:p>
+      <w:pPr>
+        <w:spacing w:after="0" w:line="360" w:lineRule="auto"/>
+        <w:jc w:val="center"/>
+        <w:rPr>
+          <w:rFonts w:ascii="Times New Roman" w:eastAsia="Times New Roman" w:hAnsi="Times New Roman" w:cs="Times New Roman"/>
+          <w:noProof/>
+          <w:sz w:val="28"/>
+          <w:szCs w:val="28"/>
+          <w:lang w:val="ru-RU"/>
+        </w:rPr>
+      </w:pPr>
+      <w:r>
+        <w:rPr>
+          <w:rFonts w:ascii="Times New Roman" w:eastAsia="Times New Roman" w:hAnsi="Times New Roman" w:cs="Times New Roman"/>
+          <w:noProof/>
+          <w:sz w:val="28"/>
+          <w:szCs w:val="28"/>
+        </w:rPr>
+        <w:t>Формулювання призначення і цілей створення інформаційної системи</w:t>
+      </w:r>
+    </w:p>
+    <w:p>
+      <w:pPr>
+        <w:spacing w:after="0" w:line="360" w:lineRule="auto"/>
+        <w:jc w:val="both"/>
+        <w:rPr>
+          <w:rFonts w:ascii="Times New Roman" w:eastAsia="Times New Roman" w:hAnsi="Times New Roman" w:cs="Times New Roman"/>
           <w:b/>
           <w:bCs/>
           <w:noProof/>
-          <w:sz w:val="28"/>
-          <w:szCs w:val="28"/>
-        </w:rPr>
-      </w:pPr>
-    </w:p>
-    <w:p>
-      <w:pPr>
-        <w:spacing w:after="0" w:line="360" w:lineRule="auto"/>
-        <w:jc w:val="center"/>
-        <w:rPr>
-          <w:rFonts w:ascii="Times New Roman" w:eastAsia="Times New Roman" w:hAnsi="Times New Roman" w:cs="Times New Roman"/>
-          <w:noProof/>
-          <w:sz w:val="28"/>
-          <w:szCs w:val="28"/>
-        </w:rPr>
-      </w:pPr>
-    </w:p>
-    <w:p>
-      <w:pPr>
-        <w:spacing w:after="0" w:line="360" w:lineRule="auto"/>
-        <w:jc w:val="center"/>
-        <w:rPr>
-          <w:rFonts w:ascii="Times New Roman" w:eastAsia="Times New Roman" w:hAnsi="Times New Roman" w:cs="Times New Roman"/>
-          <w:noProof/>
-          <w:sz w:val="28"/>
-          <w:szCs w:val="28"/>
-        </w:rPr>
-      </w:pPr>
-      <w:r>
-        <w:rPr>
-          <w:rFonts w:ascii="Times New Roman" w:eastAsia="Times New Roman" w:hAnsi="Times New Roman" w:cs="Times New Roman"/>
-          <w:noProof/>
-          <w:sz w:val="28"/>
-          <w:szCs w:val="28"/>
-        </w:rPr>
-        <w:t>Лабораторна робота №</w:t>
-      </w:r>
-      <w:r>
-        <w:rPr>
-          <w:rFonts w:ascii="Times New Roman" w:eastAsia="Times New Roman" w:hAnsi="Times New Roman" w:cs="Times New Roman"/>
-          <w:noProof/>
-          <w:sz w:val="28"/>
-          <w:szCs w:val="28"/>
-          <w:lang w:val="ru-RU"/>
-        </w:rPr>
-        <w:t>2.1</w:t>
-      </w:r>
-    </w:p>
-    <w:p>
-      <w:pPr>
-        <w:spacing w:after="0" w:line="360" w:lineRule="auto"/>
-        <w:jc w:val="center"/>
-        <w:rPr>
-          <w:rFonts w:ascii="Times New Roman" w:eastAsia="Times New Roman" w:hAnsi="Times New Roman" w:cs="Times New Roman"/>
-          <w:noProof/>
-          <w:sz w:val="28"/>
-          <w:szCs w:val="28"/>
-          <w:lang w:val="ru-RU"/>
-        </w:rPr>
-      </w:pPr>
-      <w:r>
-        <w:rPr>
-          <w:rFonts w:ascii="Times New Roman" w:eastAsia="Times New Roman" w:hAnsi="Times New Roman" w:cs="Times New Roman"/>
-          <w:noProof/>
-          <w:sz w:val="28"/>
-          <w:szCs w:val="28"/>
-        </w:rPr>
-        <w:t>Формулювання призначення і цілей створення інформаційної системи</w:t>
-      </w:r>
-    </w:p>
-    <w:p>
-      <w:pPr>
-        <w:spacing w:after="0" w:line="360" w:lineRule="auto"/>
-        <w:jc w:val="both"/>
-        <w:rPr>
-          <w:rFonts w:ascii="Times New Roman" w:eastAsia="Times New Roman" w:hAnsi="Times New Roman" w:cs="Times New Roman"/>
-          <w:b/>
-          <w:bCs/>
-          <w:noProof/>
-          <w:color w:val="FF0000"/>
           <w:sz w:val="36"/>
           <w:szCs w:val="36"/>
         </w:rPr>
@@ -596,6 +584,7 @@
         <w:jc w:val="both"/>
         <w:rPr>
           <w:rFonts w:ascii="Times New Roman" w:hAnsi="Times New Roman" w:cs="Times New Roman"/>
+          <w:color w:val="auto"/>
           <w:sz w:val="28"/>
           <w:szCs w:val="28"/>
         </w:rPr>
@@ -604,8 +593,7 @@
         <w:rPr>
           <w:rStyle w:val="a9"/>
           <w:rFonts w:ascii="Times New Roman" w:hAnsi="Times New Roman" w:cs="Times New Roman"/>
-          <w:b w:val="0"/>
-          <w:bCs w:val="0"/>
+          <w:color w:val="auto"/>
           <w:sz w:val="28"/>
           <w:szCs w:val="28"/>
         </w:rPr>
@@ -653,15 +641,19 @@
       <w:pPr>
         <w:pStyle w:val="a8"/>
         <w:spacing w:line="360" w:lineRule="auto"/>
-        <w:ind w:firstLine="360"/>
+        <w:ind w:firstLine="708"/>
         <w:jc w:val="both"/>
         <w:rPr>
-          <w:sz w:val="28"/>
-          <w:szCs w:val="28"/>
-        </w:rPr>
-      </w:pPr>
-      <w:r>
-        <w:rPr>
+          <w:b/>
+          <w:bCs/>
+          <w:sz w:val="28"/>
+          <w:szCs w:val="28"/>
+        </w:rPr>
+      </w:pPr>
+      <w:r>
+        <w:rPr>
+          <w:b/>
+          <w:bCs/>
           <w:sz w:val="28"/>
           <w:szCs w:val="28"/>
         </w:rPr>
@@ -741,9 +733,11 @@
       <w:pPr>
         <w:pStyle w:val="2"/>
         <w:spacing w:line="360" w:lineRule="auto"/>
+        <w:ind w:firstLine="708"/>
         <w:jc w:val="both"/>
         <w:rPr>
           <w:rFonts w:ascii="Times New Roman" w:hAnsi="Times New Roman" w:cs="Times New Roman"/>
+          <w:color w:val="auto"/>
           <w:sz w:val="28"/>
           <w:szCs w:val="28"/>
         </w:rPr>
@@ -752,8 +746,7 @@
         <w:rPr>
           <w:rStyle w:val="a9"/>
           <w:rFonts w:ascii="Times New Roman" w:hAnsi="Times New Roman" w:cs="Times New Roman"/>
-          <w:b w:val="0"/>
-          <w:bCs w:val="0"/>
+          <w:color w:val="auto"/>
           <w:sz w:val="28"/>
           <w:szCs w:val="28"/>
         </w:rPr>
@@ -924,6 +917,7 @@
         <w:jc w:val="both"/>
         <w:rPr>
           <w:rFonts w:ascii="Times New Roman" w:hAnsi="Times New Roman" w:cs="Times New Roman"/>
+          <w:color w:val="auto"/>
           <w:sz w:val="28"/>
           <w:szCs w:val="28"/>
         </w:rPr>
@@ -932,8 +926,7 @@
         <w:rPr>
           <w:rStyle w:val="a9"/>
           <w:rFonts w:ascii="Times New Roman" w:hAnsi="Times New Roman" w:cs="Times New Roman"/>
-          <w:b w:val="0"/>
-          <w:bCs w:val="0"/>
+          <w:color w:val="auto"/>
           <w:sz w:val="28"/>
           <w:szCs w:val="28"/>
         </w:rPr>
